--- a/Module Edit Docs/I11 - Edit Doc.docx
+++ b/Module Edit Docs/I11 - Edit Doc.docx
@@ -18,6 +18,67 @@
           <w:sz w:val="19"/>
         </w:rPr>
         <w:t>HOW TO USE: edit the wording directly (Track Changes if you like). For layout or a figure (size, position, wrong/missing image) write a short instruction in [brackets] right where it applies. Send it back and I apply the wording to the page and the layout notes to the styling, then regenerate. This is a content+notes doc, so it will not look exactly like the web page.</w:t>
+      </w:r>
+    </w:p>
+    <w:p/>
+    <w:p>
+      <w:r>
+        <w:rPr>
+          <w:b/>
+          <w:color w:val="B00000"/>
+          <w:sz w:val="21"/>
+        </w:rPr>
+        <w:t>ISSUES FLAGGED FOR THIS MODULE (4)</w:t>
+      </w:r>
+    </w:p>
+    <w:p>
+      <w:r>
+        <w:rPr>
+          <w:i/>
+          <w:color w:val="5A5A5A"/>
+          <w:sz w:val="19"/>
+        </w:rPr>
+        <w:t>These were found while the module was built and are not part of the prose. SOURCE means the defect is in a deck, a Notion page or the source index and has to be fixed there too. DECISION means it needs your call before the page is final. NOTE is for information. Answer them in [brackets] like any other instruction.</w:t>
+      </w:r>
+    </w:p>
+    <w:p>
+      <w:r>
+        <w:rPr>
+          <w:i/>
+          <w:color w:val="5A5A5A"/>
+          <w:sz w:val="19"/>
+        </w:rPr>
+        <w:t>[NOTE: Gustavo's 7 August edits were applied on 2026-09-12 and 2026-09-13. "being hypovolemic" is in. His insight-box addition, that a high RAP also carries information about "overall cardiovascular perfomance", was rendered as "and, read alongside the cardiac output, about overall cardiovascular performance", which is the argument of Magder and Bafaqeeh 2007 (PMID 17259568), already reference 1. The same abstract supplied the figure now in the box, that 25 percent of patients with a CVP below 5 mmHg were nonresponders, replacing the earlier "frequently failed to respond".]</w:t>
+      </w:r>
+    </w:p>
+    <w:p>
+      <w:r>
+        <w:rPr>
+          <w:i/>
+          <w:color w:val="5A5A5A"/>
+          <w:sz w:val="19"/>
+        </w:rPr>
+        <w:t>[NOTE: Gustavo's bracketed comment asked whether SVV is covered. A paragraph on stroke volume variation was written (what the pulse contour model adds, and the pooled figures from Marik 2009, PMID 19602972: threshold 11.6 percent, S.D. +/- 1.9, AUC 0.84 against 0.94, sensitivity 0.82, specificity 0.86). It sits after the grey zone paragraph and before the preconditions table, and the selection table now reads "PPV &gt; 12.5 % or SVV &gt; 11.6 %".]</w:t>
+      </w:r>
+    </w:p>
+    <w:p>
+      <w:r>
+        <w:rPr>
+          <w:i/>
+          <w:color w:val="0050A0"/>
+          <w:sz w:val="19"/>
+        </w:rPr>
+        <w:t>[DECISION: The same comment says Gustavo will "save another caveat of PPV -how it blunts in vasodilatory states- and the concept of dynamic arterial elastance for the expert pathway". Neal to confirm that both topics are held for the Expert pathway rather than added to I11 or I13. Nothing on either was added here.]</w:t>
+      </w:r>
+    </w:p>
+    <w:p>
+      <w:r>
+        <w:rPr>
+          <w:i/>
+          <w:color w:val="5A5A5A"/>
+          <w:sz w:val="19"/>
+        </w:rPr>
+        <w:t>[NOTE: The four TODO-LINK comments were replaced on 2026-09-12 with new-tab links to I12, I13 and I14, all of which exist. The captions of the slide 76 and slide 88 graphics now name the v2022 deck as the source and point to references 5 and 15 rather than repeating the citations.]</w:t>
       </w:r>
     </w:p>
     <w:p/>
@@ -114,7 +175,7 @@
     </w:p>
     <w:p>
       <w:r>
-        <w:t>The first conversion is from the pressure the transducer reads to the pressure that actually distends the chamber. The transducer is referenced to atmosphere, but a heart sits inside a chest, and what stretches its walls is the difference between the pressure inside the chamber and the pressure around it. Add PEEP, or air trapping, or a strong inspiratory effort, or a tense abdomen pushing the diaphragm up, and the measured RAP rises while the transmural pressure may not move at all. This is the same transmural argument that decides when arterial waveform variation is trustworthy, and module I12 develops it properly.</w:t>
+        <w:t>The first conversion is from the pressure the transducer reads to the pressure that actually distends the chamber. The transducer is referenced to atmosphere, but a heart sits inside a chest, and what stretches its walls is the difference between the pressure inside the chamber and the pressure around it. Add PEEP, or air trapping, or a strong inspiratory effort, or a tense abdomen pushing the diaphragm up, and the measured RAP rises while the transmural pressure may not move at all. This is the same transmural argument that decides when arterial waveform variation is trustworthy (Module I12 (opens in a new tab)).</w:t>
       </w:r>
     </w:p>
     <w:p>
@@ -139,12 +200,12 @@
           <w:color w:val="9A6B00"/>
           <w:sz w:val="19"/>
         </w:rPr>
-        <w:t>[Physiologic Insight box: None of this makes RAP a useless measurement. It makes it a measurement of something else. RAP is the back pressure opposing venous return and the outflow pressure for every organ that drains into the right atrium, so a high value carries real information about congestion even when it says nothing about responsiveness. Magder's own data support the asymmetry: a RAP above 10 mmHg makes an increase in cardiac output with volume unlikely, while patients with values below 5 mmHg still frequently failed to respond. A high RAP is worth believing. A low RAP is close to a coin toss. The failure mode is not measuring RAP, it is asking it the preload question.]</w:t>
+        <w:t>[Physiologic Insight box: None of this makes RAP a useless measurement. It makes it a measurement of something else. RAP is the back pressure opposing venous return and the outflow pressure for every organ that drains into the right atrium, so a high value carries real information about congestion and, read alongside the cardiac output, about overall cardiovascular performance, even when it says nothing about responsiveness. Magder's own data support the asymmetry: a RAP above 10 mmHg makes an increase in cardiac output with volume unlikely, while a quarter of the patients with values below 5 mmHg still failed to respond. A high RAP is worth believing. A low RAP is a weaker guide than it looks. The failure mode is not measuring RAP, it is asking it the preload question.]</w:t>
       </w:r>
     </w:p>
     <w:p>
       <w:r>
-        <w:t>The waveform, as opposed to the mean value, carries a further layer of information about the atrium and the tricuspid valve, and module I14 is devoted to reading it.</w:t>
+        <w:t>The waveform, as opposed to the mean value, carries a further layer of information about the atrium and the tricuspid valve (Module I14 (opens in a new tab)).</w:t>
       </w:r>
     </w:p>
     <w:p>
@@ -162,7 +223,7 @@
     </w:p>
     <w:p>
       <w:r>
-        <w:t>Three distinctions have to be held apart before any of them is interpretable. First, fluid responsive is not the same as hypovolemic. Responsiveness means the heart is operating on the ascending limb of the Frank-Starling relationship, which is where roughly half of healthy people are sitting right now. It is a statement about the shape of the curve, not about the volume of the reservoir. Second, fluid responsive is not the same as needing fluid. A positive test predicts that flow will increase. Whether flow should increase is a separate judgment that must come from a perfusion signal. Third, fluid responsive is not the same as fluid tolerant. A patient may raise cardiac output with a bolus and simultaneously worsen gas exchange, raise filling pressures, and push congestion into the kidney and liver. The test predicts the benefit and says nothing about the cost.</w:t>
+        <w:t>Three distinctions have to be held apart before any of them is interpretable. First, fluid responsive is not the same as being hypovolemic. Responsiveness means the heart is operating on the ascending limb of the Frank-Starling relationship, which is where roughly half of healthy people are sitting right now. It is a statement about the shape of the curve, not about the volume of the reservoir. Second, fluid responsive is not the same as needing fluid. A positive test predicts that flow will increase. Whether flow should increase is a separate judgment that must come from a perfusion signal. Third, fluid responsive is not the same as fluid tolerant. A patient may raise cardiac output with a bolus and simultaneously worsen gas exchange, raise filling pressures, and push congestion into the kidney and liver. The test predicts the benefit and says nothing about the cost.</w:t>
       </w:r>
     </w:p>
     <w:p>
@@ -225,7 +286,7 @@
           <w:color w:val="777777"/>
           <w:sz w:val="19"/>
         </w:rPr>
-        <w:t>The five rules for a passive leg raise. Each one exists because breaking it produces a specific false result. Source: Monnet X, Teboul JL. Passive leg raising: five rules, not a drop of fluid! Crit Care. 2015;19(1):18.</w:t>
+        <w:t>The five rules for a passive leg raise. Each one exists because breaking it produces a specific false result. Source: HemoSim hemodynamics module (v2022), slide 76, after Monnet X and Teboul JL, Crit Care 2015 (reference 5).</w:t>
       </w:r>
     </w:p>
     <w:p>
@@ -272,17 +333,22 @@
     </w:p>
     <w:p>
       <w:r>
-        <w:t>Systolic pressure variation is the same idea applied to the systolic pressure and can be split into a component above and a component below the apnoeic baseline, which carries additional information. This module treats both as instruments. The mechanism by which the breath moves stroke volume belongs to module I12, and the full treatment of the two indices, including the components of systolic variation and the complete catalogue of what breaks them, belongs to module I13. What matters here is the threshold and the preconditions.</w:t>
+        <w:t>Systolic pressure variation is the same idea applied to the systolic pressure and can be split into a component above and a component below the apnoeic baseline, which carries additional information. This module treats both as instruments, and what matters here is the threshold and the preconditions. The mechanism is developed in Module I12 (opens in a new tab) and both indices are treated in full in Module I13 (opens in a new tab).</w:t>
       </w:r>
     </w:p>
     <w:p>
       <w:r>
-        <w:t>The threshold is stable across the literature. The original study in 40 septic patients with circulatory failure found that a variation of 13 percent separated responders from non-responders with a sensitivity of 94 percent and specificity of 96 percent. A pooled analysis of 29 studies and 685 patients later put the mean threshold at 12.5 percent with a standard deviation of 1.6 percent, sensitivity 0.89, specificity 0.88, and an area under the curve of 0.94. Those two numbers are the same number.</w:t>
+        <w:t>The threshold is stable across the literature. The original study in 40 septic patients with circulatory failure found that a variation of 13 percent separated responders from non-responders with a sensitivity of 94 percent and specificity of 96 percent. A pooled analysis of 29 studies and 685 patients later put the mean threshold at 12.5 percent (S.D. +/- 1.6 percent), sensitivity 0.89, specificity 0.88, and an area under the curve of 0.94. Those two numbers are the same number.</w:t>
       </w:r>
     </w:p>
     <w:p>
       <w:r>
         <w:t>A single cutoff, however, misrepresents how the index behaves. In 413 patients, values between 9 and 13 percent formed a grey zone in which the test did not usefully classify, and roughly a quarter of patients fell inside it. A pulse pressure variation of 11 percent is not a negative test. It is an uninformative one, and the correct response is to reach for a different test rather than to round it in the direction you were already leaning.</w:t>
+      </w:r>
+    </w:p>
+    <w:p>
+      <w:r>
+        <w:t>Stroke volume variation is the third member of the family and the one most often displayed by a pulse contour monitor. The computation is identical, but the quantity that varies is the stroke volume itself, and that quantity is not measured. It is inferred, beat by beat, from the shape of the arterial pressure wave through a model of the arterial tree whose compliance the monitor either calibrates against a reference cardiac output or assumes from demographic data. Pulse pressure is read directly from the transducer. Stroke volume passes through that model first, and so does its variation, which is worth remembering when vascular tone is being changed by a vasopressor while the number is being read. In the same pooled analysis of 29 studies, stroke volume variation performed a little below pulse pressure variation: a mean threshold of 11.6 percent (S.D. +/- 1.9 percent), an area under the curve of 0.84 against 0.94, and a sensitivity and specificity of 0.82 and 0.86. The difference is small. The list of preconditions is not, and every entry in the table below applies to stroke volume variation unchanged, because the respiratory modulation it reads is the same one.</w:t>
       </w:r>
     </w:p>
     <w:p>
@@ -654,7 +720,7 @@
           <w:color w:val="777777"/>
           <w:sz w:val="19"/>
         </w:rPr>
-        <w:t>The combined occlusion test read by echocardiography. End-expiratory occlusion raises the velocity-time integral and end-inspiratory occlusion lowers it, so summing the two changes doubles the signal and lifts the threshold to a value echocardiography can actually resolve. Source: Jozwiak M, Depret F, Teboul JL, et al. Crit Care Med. 2017;45(11):e1131-e1138.</w:t>
+        <w:t>The combined occlusion test read by echocardiography. End-expiratory occlusion raises the velocity-time integral and end-inspiratory occlusion lowers it, so summing the two changes doubles the signal and lifts the threshold to a value echocardiography can actually resolve. Source: HemoSim hemodynamics module (v2022), slide 88, after Jozwiak M, Depret F, Teboul JL, et al., Crit Care Med 2017 (reference 15).</w:t>
       </w:r>
     </w:p>
     <w:p>
@@ -781,7 +847,7 @@
               <w:rPr>
                 <w:sz w:val="18"/>
               </w:rPr>
-              <w:t>Passive, regular rhythm, VT ≥ 8</w:t>
+              <w:t>Passive, regular rhythm, VT ≥ 8 mL/kg</w:t>
             </w:r>
           </w:p>
         </w:tc>
@@ -889,7 +955,7 @@
               <w:rPr>
                 <w:sz w:val="18"/>
               </w:rPr>
-              <w:t>PPV or SVV, &gt; 12.5 %</w:t>
+              <w:t>PPV &gt; 12.5 % or SVV &gt; 11.6 %</w:t>
             </w:r>
           </w:p>
         </w:tc>
@@ -1232,7 +1298,7 @@
           <w:color w:val="9A6B00"/>
           <w:sz w:val="19"/>
         </w:rPr>
-        <w:t>[Offshoot / At-the-Bedside link: three questions, in order. Does this patient need more flow? That is a perfusion question. Will more preload produce more flow? That is the responsiveness test. Can this patient tolerate the volume it would take? That is a question about gas exchange, filling pressures and venous congestion. A bolus is coherent only when all three answers line up, and a positive responsiveness test on its own answers only the middle one.]</w:t>
+        <w:t>[Offshoot / At-the-Bedside link: Three questions, in order. Does this patient need more flow? That is a perfusion question. Will more preload produce more flow? That is the responsiveness test. Can this patient tolerate the volume it would take? That is a question about gas exchange, filling pressures and venous congestion. A bolus is coherent only when all three answers line up, and a positive responsiveness test on its own answers only the middle one.]</w:t>
       </w:r>
     </w:p>
     <w:p>
@@ -1245,7 +1311,15 @@
     </w:p>
     <w:p>
       <w:r>
-        <w:t>The Novice pathway introduced capillary refill time, mottling, lactate, central venous oxygen saturation and the venous-to-arterial carbon dioxide gap, and established that they are read together rather than singly. The Informed question is narrower and harder. For each one, what exactly is the quantity being measured, and what makes it invalid?</w:t>
+        <w:t>The Novice pathway introduced capillary refill time, mottling, lactate, central venous oxygen saturation and the venous-to-arterial carbon dioxide gap, and established that they are read together rather than singly. The Core question is narrower and harder. For each one, what exactly is the quantity being measured, and what makes it invalid?</w:t>
+      </w:r>
+    </w:p>
+    <w:p>
+      <w:pPr>
+        <w:pStyle w:val="Heading3"/>
+      </w:pPr>
+      <w:r>
+        <w:t>Central venous oxygen saturation</w:t>
       </w:r>
     </w:p>
     <w:p>
@@ -1256,6 +1330,14 @@
     <w:p>
       <w:r>
         <w:t>Three qualifications follow directly. First, it is a central saturation, drawn from a catheter in the superior vena cava, so it reports the extraction behavior of the drainage territory above the diaphragm and not of the splanchnic bed, which is usually where the trouble is. It is not interchangeable with the mixed venous saturation from the pulmonary artery, which includes coronary sinus and lower body return. Second, a low value is informative in a specific way: it means extraction has been forced up to defend consumption against inadequate delivery, which identifies a flow-limited state that should improve with more output. Third, and the point that changes management, a normal or high value does not exclude shock. When capillary flow is heterogeneous, blood traverses shunted units without unloading oxygen and returns fully saturated from tissue that is starving. Oxygen is being delivered and not used, and increasing delivery further will not fix that.</w:t>
+      </w:r>
+    </w:p>
+    <w:p>
+      <w:pPr>
+        <w:pStyle w:val="Heading3"/>
+      </w:pPr>
+      <w:r>
+        <w:t>The venous-to-arterial carbon dioxide gap</w:t>
       </w:r>
     </w:p>
     <w:p>
@@ -1284,6 +1366,14 @@
       </w:r>
     </w:p>
     <w:p>
+      <w:pPr>
+        <w:pStyle w:val="Heading3"/>
+      </w:pPr>
+      <w:r>
+        <w:t>The content ratio, and why the lactate is high</w:t>
+      </w:r>
+    </w:p>
+    <w:p>
       <w:r>
         <w:t>There is a further step available when both a venous and an arterial gas are in hand. Write the Fick relationship for oxygen and again for carbon dioxide, then divide one by the other. Cardiac output appears in both and cancels, leaving a quantity that is independent of flow and reports the relationship between carbon dioxide production and oxygen consumption, which is the respiratory quotient.</w:t>
       </w:r>
@@ -1308,6 +1398,14 @@
       </w:r>
     </w:p>
     <w:p>
+      <w:pPr>
+        <w:pStyle w:val="Heading3"/>
+      </w:pPr>
+      <w:r>
+        <w:t>The skin, read as a test rather than a description</w:t>
+      </w:r>
+    </w:p>
+    <w:p>
       <w:r>
         <w:t>The Novice module gave the technique for capillary refill time and the trial evidence behind targeting it. The physiological reframing worth carrying forward is that capillary refill is not a static description of how the skin looks. It is a provoked test of microvascular reactivity. Compressing the fingertip for ten seconds imposes a standardized local ischemia, and the speed of recoloring after release measures how quickly the microcirculation restores flow in response to an abrupt change in perfusion pressure and shear. That is the same construct interrogated by the recovery slope of tissue oxygen saturation after forearm occlusion in near-infrared spectroscopy, and by laser Doppler measurement of reactive hyperemia, using a glass slide and a stopwatch instead of a device. Read that way, a refill time that stays prolonged after the macrocirculation has been corrected is not a failure of the measurement. It is the finding.</w:t>
       </w:r>
@@ -1315,6 +1413,14 @@
     <w:p>
       <w:r>
         <w:t>Mottling admits a parallel reframing. The score grades how far the discoloration extends up the leg, but the physiologic variable it captures is spatial heterogeneity of skin perfusion, the same heterogeneity that produces a normal central venous saturation in a patient with a widened carbon dioxide gap. Mottled areas have measurably lower skin blood flow and lower microvascular oxygen saturation than the skin beside them, which is why the sign tracks outcome independently of vasopressor dose. It is a map of a failing distribution, visible without a device.</w:t>
+      </w:r>
+    </w:p>
+    <w:p>
+      <w:pPr>
+        <w:pStyle w:val="Heading3"/>
+      </w:pPr>
+      <w:r>
+        <w:t>Reading them together</w:t>
       </w:r>
     </w:p>
     <w:p>
@@ -1337,7 +1443,7 @@
     </w:p>
     <w:p>
       <w:r>
-        <w:t>Two of the instruments introduced here were deliberately left as instruments. The mechanism by which a mechanical breath moves stroke volume, and the transmural pressure argument that determines when that mechanism can be trusted, is the subject of the next module. The full interpretation of systolic and pulse pressure variation, including the components of the systolic swing and the complete set of conditions that invalidate them, follows immediately after.</w:t>
+        <w:t>Two of the instruments introduced here were deliberately left as instruments. How a mechanical breath moves stroke volume, and the transmural pressure argument that decides when that mechanism can be trusted, is the subject of Module I12 (opens in a new tab). The full interpretation of systolic and pulse pressure variation follows in Module I13 (opens in a new tab).</w:t>
       </w:r>
     </w:p>
     <w:p/>
@@ -1572,7 +1678,7 @@
           <w:color w:val="444444"/>
           <w:sz w:val="19"/>
         </w:rPr>
-        <w:t>24. Ospina-Tascón GA, Umaña M, Bermúdez W, et al. Combination of arterial lactate levels and venous-arterial CO2 to arterial-venous O2 content difference ratio as markers of resuscitation in patients with septic shock. Intensive Care Med. 2015;41(5):796-805. doi:10.1007/s00134-015-3720-6.</w:t>
+        <w:t>24. Ospina-Tascón GA, Umaña M, Bermúdez W, Bautista-Rincón DF, Hernandez G, Bruhn A, et al. Combination of arterial lactate levels and venous-arterial CO2 to arterial-venous O2 content difference ratio as markers of resuscitation in patients with septic shock. Intensive Care Med. 2015;41(5):796-805. doi:10.1007/s00134-015-3720-6. Free full text.</w:t>
       </w:r>
     </w:p>
     <w:p>
